--- a/worksheets/RP_L01_SecurityDesk_Worksheet.docx
+++ b/worksheets/RP_L01_SecurityDesk_Worksheet.docx
@@ -5113,7 +5113,17 @@
                 <w:sz w:val="21"/>
                 <w:szCs w:val="21"/>
               </w:rPr>
-              <w:t xml:space="preserve">a)  Describe what input validation is and why programmers use it.  </w:t>
+              <w:t xml:space="preserve">a)  </w:t>
+            </w:r>
+            <w:r>
+              <w:rPr>
+                <w:rFonts w:ascii="Arial" w:cs="Arial" w:eastAsia="Arial" w:hAnsi="Arial"/>
+                <w:b/>
+                <w:bCs/>
+                <w:sz w:val="21"/>
+                <w:szCs w:val="21"/>
+              </w:rPr>
+              <w:t xml:space="preserve">Describe what input validation is and why programmers use it.  </w:t>
             </w:r>
             <w:r>
               <w:rPr>
@@ -5228,7 +5238,17 @@
                 <w:sz w:val="21"/>
                 <w:szCs w:val="21"/>
               </w:rPr>
-              <w:t xml:space="preserve">b)  A form asks for a UK mobile number. Describe two validation checks it should make, and say what each one catches.  </w:t>
+              <w:t xml:space="preserve">b)  </w:t>
+            </w:r>
+            <w:r>
+              <w:rPr>
+                <w:rFonts w:ascii="Arial" w:cs="Arial" w:eastAsia="Arial" w:hAnsi="Arial"/>
+                <w:b/>
+                <w:bCs/>
+                <w:sz w:val="21"/>
+                <w:szCs w:val="21"/>
+              </w:rPr>
+              <w:t xml:space="preserve">A form asks for a UK mobile number. Describe two validation checks it should make, and say what each one catches.  </w:t>
             </w:r>
             <w:r>
               <w:rPr>
@@ -5417,7 +5437,17 @@
                 <w:sz w:val="21"/>
                 <w:szCs w:val="21"/>
               </w:rPr>
-              <w:t xml:space="preserve">c)  Explain the difference between a range check and a type check, using an example of each.  </w:t>
+              <w:t xml:space="preserve">c)  </w:t>
+            </w:r>
+            <w:r>
+              <w:rPr>
+                <w:rFonts w:ascii="Arial" w:cs="Arial" w:eastAsia="Arial" w:hAnsi="Arial"/>
+                <w:b/>
+                <w:bCs/>
+                <w:sz w:val="21"/>
+                <w:szCs w:val="21"/>
+              </w:rPr>
+              <w:t xml:space="preserve">Explain the difference between a range check and a type check, using an example of each.  </w:t>
             </w:r>
             <w:r>
               <w:rPr>
